--- a/kpmg/zpp_forecast_paints/docs/ZFORECAST_Paints_KT_Tcodes.docx
+++ b/kpmg/zpp_forecast_paints/docs/ZFORECAST_Paints_KT_Tcodes.docx
@@ -301,7 +301,7 @@
               <w:jc w:val="left"/>
             </w:pPr>
             <w:r>
-              <w:t xml:space="preserve">Two uploads, each with a Download Template button.</w:t>
+              <w:t xml:space="preserve">All nine Paints uploads, each radio button with its own Download Template button:</w:t>
             </w:r>
             <w:r>
               <w:t xml:space="preserve"> </w:t>
@@ -314,19 +314,113 @@
               <w:t xml:space="preserve">Product Category (Paints)</w:t>
             </w:r>
             <w:r>
-              <w:t xml:space="preserve">: plant, material, category, load factor, indicator MTS, MTO, DIS or TIN (DIS ART and TINTING accepted and stored as DIS and TIN) into</w:t>
-            </w:r>
-            <w:r>
-              <w:t xml:space="preserve"> </w:t>
-            </w:r>
-            <w:r>
-              <w:rPr>
-                <w:rStyle w:val="VerbatimChar"/>
-              </w:rPr>
-              <w:t xml:space="preserve">ZPPT_PROD_CAT</w:t>
-            </w:r>
-            <w:r>
-              <w:t xml:space="preserve">.</w:t>
+              <w:t xml:space="preserve"> </w:t>
+            </w:r>
+            <w:r>
+              <w:t xml:space="preserve">— plant, material, category, load factor, indicator MTS, MTO, DIS or TIN (DIS ART and TINTING accepted and stored as DIS and TIN);</w:t>
+            </w:r>
+            <w:r>
+              <w:t xml:space="preserve"> </w:t>
+            </w:r>
+            <w:r>
+              <w:rPr>
+                <w:bCs/>
+                <w:b/>
+              </w:rPr>
+              <w:t xml:space="preserve">Material Tracking</w:t>
+            </w:r>
+            <w:r>
+              <w:t xml:space="preserve"> </w:t>
+            </w:r>
+            <w:r>
+              <w:t xml:space="preserve">— new code and up to five old codes;</w:t>
+            </w:r>
+            <w:r>
+              <w:t xml:space="preserve"> </w:t>
+            </w:r>
+            <w:r>
+              <w:rPr>
+                <w:bCs/>
+                <w:b/>
+              </w:rPr>
+              <w:t xml:space="preserve">Material Exclusion</w:t>
+            </w:r>
+            <w:r>
+              <w:t xml:space="preserve">;</w:t>
+            </w:r>
+            <w:r>
+              <w:t xml:space="preserve"> </w:t>
+            </w:r>
+            <w:r>
+              <w:rPr>
+                <w:bCs/>
+                <w:b/>
+              </w:rPr>
+              <w:t xml:space="preserve">Legacy Sales History</w:t>
+            </w:r>
+            <w:r>
+              <w:t xml:space="preserve"> </w:t>
+            </w:r>
+            <w:r>
+              <w:t xml:space="preserve">— twelve months per plant, material, year;</w:t>
+            </w:r>
+            <w:r>
+              <w:t xml:space="preserve"> </w:t>
+            </w:r>
+            <w:r>
+              <w:rPr>
+                <w:bCs/>
+                <w:b/>
+              </w:rPr>
+              <w:t xml:space="preserve">Business Forecast Quarterly</w:t>
+            </w:r>
+            <w:r>
+              <w:t xml:space="preserve">;</w:t>
+            </w:r>
+            <w:r>
+              <w:t xml:space="preserve"> </w:t>
+            </w:r>
+            <w:r>
+              <w:rPr>
+                <w:bCs/>
+                <w:b/>
+              </w:rPr>
+              <w:t xml:space="preserve">Business Forecast Monthly</w:t>
+            </w:r>
+            <w:r>
+              <w:t xml:space="preserve"> </w:t>
+            </w:r>
+            <w:r>
+              <w:t xml:space="preserve">(leave MSL column 6 blank);</w:t>
+            </w:r>
+            <w:r>
+              <w:t xml:space="preserve"> </w:t>
+            </w:r>
+            <w:r>
+              <w:rPr>
+                <w:bCs/>
+                <w:b/>
+              </w:rPr>
+              <w:t xml:space="preserve">Forecast Change Quarterly</w:t>
+            </w:r>
+            <w:r>
+              <w:t xml:space="preserve"> </w:t>
+            </w:r>
+            <w:r>
+              <w:t xml:space="preserve">— Month 1, 2 or 3 within the quarter, with reason;</w:t>
+            </w:r>
+            <w:r>
+              <w:t xml:space="preserve"> </w:t>
+            </w:r>
+            <w:r>
+              <w:rPr>
+                <w:bCs/>
+                <w:b/>
+              </w:rPr>
+              <w:t xml:space="preserve">Forecast Change Monthly</w:t>
+            </w:r>
+            <w:r>
+              <w:t xml:space="preserve">;</w:t>
             </w:r>
             <w:r>
               <w:t xml:space="preserve"> </w:t>
@@ -339,7 +433,10 @@
               <w:t xml:space="preserve">Brand</w:t>
             </w:r>
             <w:r>
-              <w:t xml:space="preserve">: plant, material, brand into</w:t>
+              <w:t xml:space="preserve"> </w:t>
+            </w:r>
+            <w:r>
+              <w:t xml:space="preserve">— plant, material, brand into</w:t>
             </w:r>
             <w:r>
               <w:t xml:space="preserve"> </w:t>
@@ -351,58 +448,7 @@
               <w:t xml:space="preserve">ZPPT_BRAND</w:t>
             </w:r>
             <w:r>
-              <w:t xml:space="preserve">. Plant and material checked against MARC; existing rows overwritten, new ones inserted. Excel, CSV or tab text; test run ticked by default; row-by-row result list; good rows saved even when others are rejected.</w:t>
-            </w:r>
-          </w:p>
-        </w:tc>
-      </w:tr>
-      <w:tr>
-        <w:tc>
-          <w:tcPr/>
-          <w:p>
-            <w:pPr>
-              <w:pStyle w:val="Compact"/>
-              <w:jc w:val="left"/>
-            </w:pPr>
-            <w:r>
-              <w:rPr>
-                <w:bCs/>
-                <w:b/>
-              </w:rPr>
-              <w:t xml:space="preserve">ZFCST_UPL</w:t>
-            </w:r>
-            <w:r>
-              <w:t xml:space="preserve"> </w:t>
-            </w:r>
-            <w:r>
-              <w:t xml:space="preserve">(shared with Adhesive)</w:t>
-            </w:r>
-          </w:p>
-        </w:tc>
-        <w:tc>
-          <w:tcPr/>
-          <w:p>
-            <w:pPr>
-              <w:pStyle w:val="Compact"/>
-              <w:jc w:val="left"/>
-            </w:pPr>
-            <w:r>
-              <w:rPr>
-                <w:rStyle w:val="VerbatimChar"/>
-              </w:rPr>
-              <w:t xml:space="preserve">ZPP_FORECAST_UPLOAD</w:t>
-            </w:r>
-          </w:p>
-        </w:tc>
-        <w:tc>
-          <w:tcPr/>
-          <w:p>
-            <w:pPr>
-              <w:pStyle w:val="Compact"/>
-              <w:jc w:val="left"/>
-            </w:pPr>
-            <w:r>
-              <w:t xml:space="preserve">Used by Paints for the other six uploads: Material Tracking (new code and up to five old codes), Material Exclusion, Legacy Sales History (twelve months per plant, material, year), Business Forecast Quarterly, Business Forecast Monthly (leave MSL column 6 blank), Forecast Change Quarterly (Month 1, 2 or 3 within the quarter, with reason), Forecast Change Monthly. Not for the Paints product category — it accepts MTS and MTO only.</w:t>
+              <w:t xml:space="preserve">. Plant and material checked against MARC; existing rows overwritten, new ones inserted. Excel, CSV or tab text; test run ticked by default; row-by-row result list; good rows saved even when others are rejected. Writes the same tables as the Adhesive upload.</w:t>
             </w:r>
           </w:p>
         </w:tc>
@@ -1255,6 +1301,26 @@
     <w:p>
       <w:pPr>
         <w:pStyle w:val="FirstParagraph"/>
+      </w:pPr>
+      <w:r>
+        <w:t xml:space="preserve">ZFCST_UPL (the Adhesive upload) is not needed for Paints; it writes the same tables, so a</w:t>
+      </w:r>
+      <w:r>
+        <w:t xml:space="preserve"> </w:t>
+      </w:r>
+      <w:r>
+        <w:t xml:space="preserve">Paints row loaded through it by mistake is still valid, except that its category upload</w:t>
+      </w:r>
+      <w:r>
+        <w:t xml:space="preserve"> </w:t>
+      </w:r>
+      <w:r>
+        <w:t xml:space="preserve">refuses DIS and TIN.</w:t>
+      </w:r>
+    </w:p>
+    <w:p>
+      <w:pPr>
+        <w:pStyle w:val="BodyText"/>
       </w:pPr>
       <w:r>
         <w:t xml:space="preserve">Paints-only:</w:t>

--- a/kpmg/zpp_forecast_paints/docs/ZFORECAST_Paints_KT_Tcodes.docx
+++ b/kpmg/zpp_forecast_paints/docs/ZFORECAST_Paints_KT_Tcodes.docx
@@ -1335,7 +1335,130 @@
         <w:t xml:space="preserve">ZPPT_BRAND</w:t>
       </w:r>
       <w:r>
-        <w:t xml:space="preserve">. Shared with Adhesive:</w:t>
+        <w:t xml:space="preserve"> </w:t>
+      </w:r>
+      <w:r>
+        <w:t xml:space="preserve">(brand per plant and material) and the three Paints forecast</w:t>
+      </w:r>
+      <w:r>
+        <w:t xml:space="preserve"> </w:t>
+      </w:r>
+      <w:r>
+        <w:t xml:space="preserve">tables</w:t>
+      </w:r>
+      <w:r>
+        <w:t xml:space="preserve"> </w:t>
+      </w:r>
+      <w:r>
+        <w:rPr>
+          <w:rStyle w:val="VerbatimChar"/>
+        </w:rPr>
+        <w:t xml:space="preserve">ZPPT_PNT_FCST_YR</w:t>
+      </w:r>
+      <w:r>
+        <w:t xml:space="preserve">,</w:t>
+      </w:r>
+      <w:r>
+        <w:t xml:space="preserve"> </w:t>
+      </w:r>
+      <w:r>
+        <w:rPr>
+          <w:rStyle w:val="VerbatimChar"/>
+        </w:rPr>
+        <w:t xml:space="preserve">ZPPT_PNT_FCST_QT</w:t>
+      </w:r>
+      <w:r>
+        <w:t xml:space="preserve">,</w:t>
+      </w:r>
+      <w:r>
+        <w:t xml:space="preserve"> </w:t>
+      </w:r>
+      <w:r>
+        <w:rPr>
+          <w:rStyle w:val="VerbatimChar"/>
+        </w:rPr>
+        <w:t xml:space="preserve">ZPPT_PNT_FCST_MN</w:t>
+      </w:r>
+      <w:r>
+        <w:t xml:space="preserve"> </w:t>
+      </w:r>
+      <w:r>
+        <w:t xml:space="preserve">— the saved annual,</w:t>
+      </w:r>
+      <w:r>
+        <w:t xml:space="preserve"> </w:t>
+      </w:r>
+      <w:r>
+        <w:t xml:space="preserve">quarterly and monthly forecasts with every Paints column (brand, pack size, DPL, qty per</w:t>
+      </w:r>
+      <w:r>
+        <w:t xml:space="preserve"> </w:t>
+      </w:r>
+      <w:r>
+        <w:t xml:space="preserve">carton, gross weight, KL and crores per month). Each Save writes them and, in the Adhesive</w:t>
+      </w:r>
+      <w:r>
+        <w:t xml:space="preserve"> </w:t>
+      </w:r>
+      <w:r>
+        <w:t xml:space="preserve">shape, the shared</w:t>
+      </w:r>
+      <w:r>
+        <w:t xml:space="preserve"> </w:t>
+      </w:r>
+      <w:r>
+        <w:rPr>
+          <w:rStyle w:val="VerbatimChar"/>
+        </w:rPr>
+        <w:t xml:space="preserve">ZPPT_FCST_YR</w:t>
+      </w:r>
+      <w:r>
+        <w:t xml:space="preserve"> </w:t>
+      </w:r>
+      <w:r>
+        <w:t xml:space="preserve">/</w:t>
+      </w:r>
+      <w:r>
+        <w:t xml:space="preserve"> </w:t>
+      </w:r>
+      <w:r>
+        <w:rPr>
+          <w:rStyle w:val="VerbatimChar"/>
+        </w:rPr>
+        <w:t xml:space="preserve">_QT</w:t>
+      </w:r>
+      <w:r>
+        <w:t xml:space="preserve"> </w:t>
+      </w:r>
+      <w:r>
+        <w:t xml:space="preserve">/</w:t>
+      </w:r>
+      <w:r>
+        <w:t xml:space="preserve"> </w:t>
+      </w:r>
+      <w:r>
+        <w:rPr>
+          <w:rStyle w:val="VerbatimChar"/>
+        </w:rPr>
+        <w:t xml:space="preserve">_MN</w:t>
+      </w:r>
+      <w:r>
+        <w:t xml:space="preserve"> </w:t>
+      </w:r>
+      <w:r>
+        <w:t xml:space="preserve">as well, because the engine, the change</w:t>
+      </w:r>
+      <w:r>
+        <w:t xml:space="preserve"> </w:t>
+      </w:r>
+      <w:r>
+        <w:t xml:space="preserve">upload and the final report read the shared ones.</w:t>
+      </w:r>
+      <w:r>
+        <w:t xml:space="preserve"> </w:t>
+      </w:r>
+      <w:r>
+        <w:t xml:space="preserve">Shared with Adhesive:</w:t>
       </w:r>
       <w:r>
         <w:t xml:space="preserve"> </w:t>

--- a/kpmg/zpp_forecast_paints/docs/ZFORECAST_Paints_KT_Tcodes.docx
+++ b/kpmg/zpp_forecast_paints/docs/ZFORECAST_Paints_KT_Tcodes.docx
@@ -16,31 +16,13 @@
         <w:pStyle w:val="FirstParagraph"/>
       </w:pPr>
       <w:r>
-        <w:t xml:space="preserve">Astral / UDAY (KPMG), Paints division. Handover note, 19.10.2026, Arnav Johri.</w:t>
-      </w:r>
-      <w:r>
-        <w:t xml:space="preserve"> </w:t>
-      </w:r>
-      <w:r>
-        <w:t xml:space="preserve">Objects imported in DEV on 19.10.2026 from</w:t>
-      </w:r>
-      <w:r>
-        <w:t xml:space="preserve"> </w:t>
-      </w:r>
-      <w:r>
-        <w:rPr>
-          <w:rStyle w:val="VerbatimChar"/>
-        </w:rPr>
-        <w:t xml:space="preserve">ZPP_FORECAST_PAINTS.zip</w:t>
-      </w:r>
-      <w:r>
-        <w:t xml:space="preserve">; not transported, not yet</w:t>
-      </w:r>
-      <w:r>
-        <w:t xml:space="preserve"> </w:t>
-      </w:r>
-      <w:r>
-        <w:t xml:space="preserve">functionally tested.</w:t>
+        <w:t xml:space="preserve">Astral / UDAY (KPMG), Paints division. Handover note, 22.10.2026, Arnav Johri.</w:t>
+      </w:r>
+      <w:r>
+        <w:t xml:space="preserve"> </w:t>
+      </w:r>
+      <w:r>
+        <w:t xml:space="preserve">Development system; not transported, not yet functionally tested.</w:t>
       </w:r>
     </w:p>
     <w:bookmarkStart w:id="20" w:name="paints-transactions"/>
@@ -151,7 +133,7 @@
               <w:t xml:space="preserve">ZCL_PP_FCST_PNT</w:t>
             </w:r>
             <w:r>
-              <w:t xml:space="preserve">; arithmetic and save in the shared engine</w:t>
+              <w:t xml:space="preserve">; arithmetic and the shared save in the engine</w:t>
             </w:r>
             <w:r>
               <w:t xml:space="preserve"> </w:t>
@@ -211,7 +193,7 @@
               <w:t xml:space="preserve">Monthly</w:t>
             </w:r>
             <w:r>
-              <w:t xml:space="preserve">: higher of last year’s same month and the last-three-month average × load factor, then higher of that and the business forecast. Selection: plant, material, financial year as 2026-2027, quarter or month or date range, Tonnage Wise. List columns: plant code and name, brand, material and description, MTS/MTO/DIS/TIN, material groups 1, 2 and 5, material group, pack size, DPL, quantity per carton, then per forecast month the quantity, volume in KL (quantity × pack size ÷ 1000), value in crores (DPL × quantity ÷ 1,00,00,000) and, with Tonnage ticked, gross weight and tonnage (quantity × gross weight ÷ 1000). The Adhesive working columns (history months, category, growth, groups 3 and 4) are hidden and reachable through Change Layout. Select rows and press Save: writes</w:t>
+              <w:t xml:space="preserve">: higher of last year’s same month and the last-three-month average × load factor, then higher of that and the business forecast. Selection: plant, material, financial year as 2026-2027, quarter or month or date range, Tonnage Wise. List columns: plant code and name, brand, material and description, MTS/MTO/DIS/TIN, material groups 1, 2 and 5, material group, pack size, DPL, quantity per carton, then per forecast month the quantity, volume in KL (quantity × pack size ÷ 1000), value in crores (DPL × quantity ÷ 1,00,00,000) and, with Tonnage ticked, gross weight and tonnage (quantity × gross weight ÷ 1000). The Adhesive working columns (history months, category, growth, groups 3 and 4) are hidden and reachable through Change Layout. Select rows and press Save: the engine writes</w:t>
             </w:r>
             <w:r>
               <w:t xml:space="preserve"> </w:t>
@@ -235,7 +217,7 @@
               <w:rPr>
                 <w:rStyle w:val="VerbatimChar"/>
               </w:rPr>
-              <w:t xml:space="preserve">ZPPT_FCST_QT</w:t>
+              <w:t xml:space="preserve">_QT</w:t>
             </w:r>
             <w:r>
               <w:t xml:space="preserve"> </w:t>
@@ -250,13 +232,55 @@
               <w:rPr>
                 <w:rStyle w:val="VerbatimChar"/>
               </w:rPr>
-              <w:t xml:space="preserve">ZPPT_FCST_MN</w:t>
-            </w:r>
-            <w:r>
-              <w:t xml:space="preserve"> </w:t>
-            </w:r>
-            <w:r>
-              <w:t xml:space="preserve">under one forecast number per plant, material and year. Export to a tab file.</w:t>
+              <w:t xml:space="preserve">_MN</w:t>
+            </w:r>
+            <w:r>
+              <w:t xml:space="preserve"> </w:t>
+            </w:r>
+            <w:r>
+              <w:t xml:space="preserve">under one forecast number per plant, material and year, and the same rows, exactly as the list shows them, go into</w:t>
+            </w:r>
+            <w:r>
+              <w:t xml:space="preserve"> </w:t>
+            </w:r>
+            <w:r>
+              <w:rPr>
+                <w:rStyle w:val="VerbatimChar"/>
+              </w:rPr>
+              <w:t xml:space="preserve">ZPPT_PNT_FCST_YR</w:t>
+            </w:r>
+            <w:r>
+              <w:t xml:space="preserve"> </w:t>
+            </w:r>
+            <w:r>
+              <w:t xml:space="preserve">/</w:t>
+            </w:r>
+            <w:r>
+              <w:t xml:space="preserve"> </w:t>
+            </w:r>
+            <w:r>
+              <w:rPr>
+                <w:rStyle w:val="VerbatimChar"/>
+              </w:rPr>
+              <w:t xml:space="preserve">_QT</w:t>
+            </w:r>
+            <w:r>
+              <w:t xml:space="preserve"> </w:t>
+            </w:r>
+            <w:r>
+              <w:t xml:space="preserve">/</w:t>
+            </w:r>
+            <w:r>
+              <w:t xml:space="preserve"> </w:t>
+            </w:r>
+            <w:r>
+              <w:rPr>
+                <w:rStyle w:val="VerbatimChar"/>
+              </w:rPr>
+              <w:t xml:space="preserve">_MN</w:t>
+            </w:r>
+            <w:r>
+              <w:t xml:space="preserve">. Export to a tab file.</w:t>
             </w:r>
           </w:p>
         </w:tc>
@@ -274,44 +298,50 @@
                 <w:bCs/>
                 <w:b/>
               </w:rPr>
-              <w:t xml:space="preserve">ZFCST_PAINTS_UPL</w:t>
-            </w:r>
-          </w:p>
-        </w:tc>
-        <w:tc>
-          <w:tcPr/>
-          <w:p>
-            <w:pPr>
-              <w:pStyle w:val="Compact"/>
-              <w:jc w:val="left"/>
-            </w:pPr>
-            <w:r>
-              <w:rPr>
-                <w:rStyle w:val="VerbatimChar"/>
-              </w:rPr>
-              <w:t xml:space="preserve">ZPP_FORECAST_PAINTS_UPL</w:t>
-            </w:r>
-          </w:p>
-        </w:tc>
-        <w:tc>
-          <w:tcPr/>
-          <w:p>
-            <w:pPr>
-              <w:pStyle w:val="Compact"/>
-              <w:jc w:val="left"/>
-            </w:pPr>
-            <w:r>
-              <w:t xml:space="preserve">All nine Paints uploads, each radio button with its own Download Template button:</w:t>
-            </w:r>
-            <w:r>
-              <w:t xml:space="preserve"> </w:t>
-            </w:r>
-            <w:r>
-              <w:rPr>
-                <w:bCs/>
-                <w:b/>
-              </w:rPr>
-              <w:t xml:space="preserve">Product Category (Paints)</w:t>
+              <w:t xml:space="preserve">ZFCST_UPL</w:t>
+            </w:r>
+            <w:r>
+              <w:t xml:space="preserve"> </w:t>
+            </w:r>
+            <w:r>
+              <w:t xml:space="preserve">(shared with Adhesive, changed 22/10/26)</w:t>
+            </w:r>
+          </w:p>
+        </w:tc>
+        <w:tc>
+          <w:tcPr/>
+          <w:p>
+            <w:pPr>
+              <w:pStyle w:val="Compact"/>
+              <w:jc w:val="left"/>
+            </w:pPr>
+            <w:r>
+              <w:rPr>
+                <w:rStyle w:val="VerbatimChar"/>
+              </w:rPr>
+              <w:t xml:space="preserve">ZPP_FORECAST_UPLOAD</w:t>
+            </w:r>
+          </w:p>
+        </w:tc>
+        <w:tc>
+          <w:tcPr/>
+          <w:p>
+            <w:pPr>
+              <w:pStyle w:val="Compact"/>
+              <w:jc w:val="left"/>
+            </w:pPr>
+            <w:r>
+              <w:t xml:space="preserve">All nine uploads, each radio button with its own Download Template button:</w:t>
+            </w:r>
+            <w:r>
+              <w:t xml:space="preserve"> </w:t>
+            </w:r>
+            <w:r>
+              <w:rPr>
+                <w:bCs/>
+                <w:b/>
+              </w:rPr>
+              <w:t xml:space="preserve">Product Category</w:t>
             </w:r>
             <w:r>
               <w:t xml:space="preserve"> </w:t>
@@ -391,7 +421,7 @@
               <w:t xml:space="preserve"> </w:t>
             </w:r>
             <w:r>
-              <w:t xml:space="preserve">(leave MSL column 6 blank);</w:t>
+              <w:t xml:space="preserve">(leave MSL column 6 blank for Paints);</w:t>
             </w:r>
             <w:r>
               <w:t xml:space="preserve"> </w:t>
@@ -448,7 +478,7 @@
               <w:t xml:space="preserve">ZPPT_BRAND</w:t>
             </w:r>
             <w:r>
-              <w:t xml:space="preserve">. Plant and material checked against MARC; existing rows overwritten, new ones inserted. Excel, CSV or tab text; test run ticked by default; row-by-row result list; good rows saved even when others are rejected. Writes the same tables as the Adhesive upload.</w:t>
+              <w:t xml:space="preserve">. Plant and material checked against MARC; existing rows overwritten, new ones inserted. Excel, CSV or tab text; test run ticked by default; row-by-row result list; good rows saved even when others are rejected.</w:t>
             </w:r>
           </w:p>
         </w:tc>
@@ -499,7 +529,7 @@
               <w:jc w:val="left"/>
             </w:pPr>
             <w:r>
-              <w:t xml:space="preserve">Final forecast report by plant, material, financial year, forecast number, material group, quarter and period: annual, quarterly, additional, total quarter, monthly, additional, total month. Plant selection separates Paints from Adhesive.</w:t>
+              <w:t xml:space="preserve">Final forecast report by plant, material, financial year, forecast number, material group, quarter and period: annual, quarterly, additional, total quarter, monthly, additional, total month. Reads the shared tables; plant selection separates Paints from Adhesive.</w:t>
             </w:r>
           </w:p>
         </w:tc>
@@ -708,7 +738,7 @@
               <w:t xml:space="preserve"> </w:t>
             </w:r>
             <w:r>
-              <w:t xml:space="preserve">in SE11 (optional, not in the ZIP); the upload writes them regardless.</w:t>
+              <w:t xml:space="preserve">in SE11 (optional); the upload writes them regardless.</w:t>
             </w:r>
           </w:p>
         </w:tc>
@@ -1190,7 +1220,7 @@
               <w:jc w:val="left"/>
             </w:pPr>
             <w:r>
-              <w:t xml:space="preserve">Copy of the status from</w:t>
+              <w:t xml:space="preserve">Copy of the status of</w:t>
             </w:r>
             <w:r>
               <w:t xml:space="preserve"> </w:t>
@@ -1202,7 +1232,7 @@
               <w:t xml:space="preserve">ZPP_FORECAST</w:t>
             </w:r>
             <w:r>
-              <w:t xml:space="preserve">: SALV_STANDARD plus ZSAVE, ZSELALL, ZDESEL, ZEXCEL.</w:t>
+              <w:t xml:space="preserve">, or of SALV_STANDARD plus ZSAVE, ZSELALL, ZDESEL, ZEXCEL.</w:t>
             </w:r>
             <w:r>
               <w:t xml:space="preserve"> </w:t>
@@ -1215,7 +1245,19 @@
               <w:t xml:space="preserve">Still to be created</w:t>
             </w:r>
             <w:r>
-              <w:t xml:space="preserve">; until then the list shows the standard toolbar without the four buttons and says so.</w:t>
+              <w:t xml:space="preserve"> </w:t>
+            </w:r>
+            <w:r>
+              <w:t xml:space="preserve">(</w:t>
+            </w:r>
+            <w:r>
+              <w:rPr>
+                <w:rStyle w:val="VerbatimChar"/>
+              </w:rPr>
+              <w:t xml:space="preserve">MANUAL_STEPS.md</w:t>
+            </w:r>
+            <w:r>
+              <w:t xml:space="preserve">); until then the list shows the standard toolbar without the four buttons and says so.</w:t>
             </w:r>
           </w:p>
         </w:tc>
@@ -1244,29 +1286,17 @@
               </w:rPr>
               <w:t xml:space="preserve">ZFCST_PAINTS</w:t>
             </w:r>
-            <w:r>
-              <w:t xml:space="preserve">,</w:t>
-            </w:r>
-            <w:r>
-              <w:t xml:space="preserve"> </w:t>
-            </w:r>
-            <w:r>
-              <w:rPr>
-                <w:rStyle w:val="VerbatimChar"/>
-              </w:rPr>
-              <w:t xml:space="preserve">ZFCST_PAINTS_UPL</w:t>
-            </w:r>
-          </w:p>
-        </w:tc>
-        <w:tc>
-          <w:tcPr/>
-          <w:p>
-            <w:pPr>
-              <w:pStyle w:val="Compact"/>
-              <w:jc w:val="left"/>
-            </w:pPr>
-            <w:r>
-              <w:t xml:space="preserve">Report transactions, screen 1000.</w:t>
+          </w:p>
+        </w:tc>
+        <w:tc>
+          <w:tcPr/>
+          <w:p>
+            <w:pPr>
+              <w:pStyle w:val="Compact"/>
+              <w:jc w:val="left"/>
+            </w:pPr>
+            <w:r>
+              <w:t xml:space="preserve">Report transaction, screen 1000.</w:t>
             </w:r>
             <w:r>
               <w:t xml:space="preserve"> </w:t>
@@ -1303,26 +1333,6 @@
         <w:pStyle w:val="FirstParagraph"/>
       </w:pPr>
       <w:r>
-        <w:t xml:space="preserve">ZFCST_UPL (the Adhesive upload) is not needed for Paints; it writes the same tables, so a</w:t>
-      </w:r>
-      <w:r>
-        <w:t xml:space="preserve"> </w:t>
-      </w:r>
-      <w:r>
-        <w:t xml:space="preserve">Paints row loaded through it by mistake is still valid, except that its category upload</w:t>
-      </w:r>
-      <w:r>
-        <w:t xml:space="preserve"> </w:t>
-      </w:r>
-      <w:r>
-        <w:t xml:space="preserve">refuses DIS and TIN.</w:t>
-      </w:r>
-    </w:p>
-    <w:p>
-      <w:pPr>
-        <w:pStyle w:val="BodyText"/>
-      </w:pPr>
-      <w:r>
         <w:t xml:space="preserve">Paints-only:</w:t>
       </w:r>
       <w:r>
@@ -1338,13 +1348,7 @@
         <w:t xml:space="preserve"> </w:t>
       </w:r>
       <w:r>
-        <w:t xml:space="preserve">(brand per plant and material) and the three Paints forecast</w:t>
-      </w:r>
-      <w:r>
-        <w:t xml:space="preserve"> </w:t>
-      </w:r>
-      <w:r>
-        <w:t xml:space="preserve">tables</w:t>
+        <w:t xml:space="preserve">(brand per plant and material) and the three Paints forecast tables</w:t>
       </w:r>
       <w:r>
         <w:t xml:space="preserve"> </w:t>
@@ -1383,25 +1387,41 @@
         <w:t xml:space="preserve"> </w:t>
       </w:r>
       <w:r>
-        <w:t xml:space="preserve">— the saved annual,</w:t>
-      </w:r>
-      <w:r>
-        <w:t xml:space="preserve"> </w:t>
-      </w:r>
-      <w:r>
-        <w:t xml:space="preserve">quarterly and monthly forecasts with every Paints column (brand, pack size, DPL, qty per</w:t>
-      </w:r>
-      <w:r>
-        <w:t xml:space="preserve"> </w:t>
-      </w:r>
-      <w:r>
-        <w:t xml:space="preserve">carton, gross weight, KL and crores per month). Each Save writes them and, in the Adhesive</w:t>
-      </w:r>
-      <w:r>
-        <w:t xml:space="preserve"> </w:t>
-      </w:r>
-      <w:r>
-        <w:t xml:space="preserve">shape, the shared</w:t>
+        <w:t xml:space="preserve">— the saved annual, quarterly and</w:t>
+      </w:r>
+      <w:r>
+        <w:t xml:space="preserve"> </w:t>
+      </w:r>
+      <w:r>
+        <w:t xml:space="preserve">monthly forecasts</w:t>
+      </w:r>
+      <w:r>
+        <w:t xml:space="preserve"> </w:t>
+      </w:r>
+      <w:r>
+        <w:rPr>
+          <w:bCs/>
+          <w:b/>
+        </w:rPr>
+        <w:t xml:space="preserve">column for column as the ZFCST_PAINTS list shows them</w:t>
+      </w:r>
+      <w:r>
+        <w:t xml:space="preserve"> </w:t>
+      </w:r>
+      <w:r>
+        <w:t xml:space="preserve">(plant name, brand,</w:t>
+      </w:r>
+      <w:r>
+        <w:t xml:space="preserve"> </w:t>
+      </w:r>
+      <w:r>
+        <w:t xml:space="preserve">indicator, groups 1/2/5, pack size, DPL, qty per carton, the month figures, KL and crores per</w:t>
+      </w:r>
+      <w:r>
+        <w:t xml:space="preserve"> </w:t>
+      </w:r>
+      <w:r>
+        <w:t xml:space="preserve">month, gross weight and tonnage). Each Save writes them and, in the Adhesive shape, the shared</w:t>
       </w:r>
       <w:r>
         <w:t xml:space="preserve"> </w:t>
@@ -1446,13 +1466,13 @@
         <w:t xml:space="preserve"> </w:t>
       </w:r>
       <w:r>
-        <w:t xml:space="preserve">as well, because the engine, the change</w:t>
-      </w:r>
-      <w:r>
-        <w:t xml:space="preserve"> </w:t>
-      </w:r>
-      <w:r>
-        <w:t xml:space="preserve">upload and the final report read the shared ones.</w:t>
+        <w:t xml:space="preserve">as well, because the engine, the change upload and the final</w:t>
+      </w:r>
+      <w:r>
+        <w:t xml:space="preserve"> </w:t>
+      </w:r>
+      <w:r>
+        <w:t xml:space="preserve">report read the shared ones.</w:t>
       </w:r>
       <w:r>
         <w:t xml:space="preserve"> </w:t>
@@ -1575,7 +1595,7 @@
         <w:t xml:space="preserve"> </w:t>
       </w:r>
       <w:r>
-        <w:t xml:space="preserve">holds the Paints objects; the shared ones are in</w:t>
+        <w:t xml:space="preserve">holds the Paints objects; the shared ones and the upload are in</w:t>
       </w:r>
       <w:r>
         <w:t xml:space="preserve"> </w:t>
@@ -1588,6 +1608,21 @@
       </w:r>
       <w:r>
         <w:t xml:space="preserve">.</w:t>
+      </w:r>
+      <w:r>
+        <w:t xml:space="preserve"> </w:t>
+      </w:r>
+      <w:r>
+        <w:rPr>
+          <w:rStyle w:val="VerbatimChar"/>
+        </w:rPr>
+        <w:t xml:space="preserve">ZPP_FORECAST_PAINTS_UPL</w:t>
+      </w:r>
+      <w:r>
+        <w:t xml:space="preserve"> </w:t>
+      </w:r>
+      <w:r>
+        <w:t xml:space="preserve">(19/10) is withdrawn; delete it when convenient.</w:t>
       </w:r>
     </w:p>
     <w:bookmarkEnd w:id="22"/>

--- a/kpmg/zpp_forecast_paints/docs/ZFORECAST_Paints_KT_Tcodes.docx
+++ b/kpmg/zpp_forecast_paints/docs/ZFORECAST_Paints_KT_Tcodes.docx
@@ -640,30 +640,22 @@
               <w:jc w:val="left"/>
             </w:pPr>
             <w:r>
-              <w:t xml:space="preserve">One row per</w:t>
-            </w:r>
-            <w:r>
-              <w:t xml:space="preserve"> </w:t>
-            </w:r>
-            <w:r>
-              <w:rPr>
-                <w:bCs/>
-                <w:b/>
-              </w:rPr>
-              <w:t xml:space="preserve">Paints plant</w:t>
-            </w:r>
-            <w:r>
-              <w:t xml:space="preserve">: sales organisation 4000 for the material-group and carton reads, TVARVC name of the legacy-user list. A plant without a row logs message 018 and uses 4000.</w:t>
-            </w:r>
-            <w:r>
-              <w:t xml:space="preserve"> </w:t>
-            </w:r>
-            <w:r>
-              <w:rPr>
-                <w:bCs/>
-                <w:b/>
-              </w:rPr>
-              <w:t xml:space="preserve">To be maintained before the first run.</w:t>
+              <w:t xml:space="preserve">Not needed for Paints since 22/10/26: sales organisation 4000 is hardcoded in</w:t>
+            </w:r>
+            <w:r>
+              <w:t xml:space="preserve"> </w:t>
+            </w:r>
+            <w:r>
+              <w:rPr>
+                <w:rStyle w:val="VerbatimChar"/>
+              </w:rPr>
+              <w:t xml:space="preserve">ZCL_PP_FCST_PNT</w:t>
+            </w:r>
+            <w:r>
+              <w:t xml:space="preserve"> </w:t>
+            </w:r>
+            <w:r>
+              <w:t xml:space="preserve">as the FS states. Only the TVARVC name of the legacy-user list would go here, if Legacy Data is ever used.</w:t>
             </w:r>
           </w:p>
         </w:tc>

--- a/kpmg/zpp_forecast_paints/docs/ZFORECAST_Paints_KT_Tcodes.docx
+++ b/kpmg/zpp_forecast_paints/docs/ZFORECAST_Paints_KT_Tcodes.docx
@@ -22,7 +22,7 @@
         <w:t xml:space="preserve"> </w:t>
       </w:r>
       <w:r>
-        <w:t xml:space="preserve">Development system; not transported, not yet functionally tested.</w:t>
+        <w:t xml:space="preserve">Development system; TR DEVK930479 not released; not yet functionally tested. Updated 23.10.2026.</w:t>
       </w:r>
     </w:p>
     <w:bookmarkStart w:id="20" w:name="paints-transactions"/>
@@ -1158,7 +1158,7 @@
               <w:jc w:val="left"/>
             </w:pPr>
             <w:r>
-              <w:t xml:space="preserve">Log of every ZFCST_PAINTS run: missing category, load factor defaulted, superseded code shown under its successor, configuration missing.</w:t>
+              <w:t xml:space="preserve">Log of every ZFCST_PAINTS run: missing category, load factor defaulted, superseded code shown under its successor, material-type variable not maintained.</w:t>
             </w:r>
           </w:p>
         </w:tc>
@@ -1212,44 +1212,20 @@
               <w:jc w:val="left"/>
             </w:pPr>
             <w:r>
-              <w:t xml:space="preserve">Copy of the status of</w:t>
-            </w:r>
-            <w:r>
-              <w:t xml:space="preserve"> </w:t>
-            </w:r>
-            <w:r>
-              <w:rPr>
-                <w:rStyle w:val="VerbatimChar"/>
-              </w:rPr>
-              <w:t xml:space="preserve">ZPP_FORECAST</w:t>
-            </w:r>
-            <w:r>
-              <w:t xml:space="preserve">, or of SALV_STANDARD plus ZSAVE, ZSELALL, ZDESEL, ZEXCEL.</w:t>
-            </w:r>
-            <w:r>
-              <w:t xml:space="preserve"> </w:t>
-            </w:r>
-            <w:r>
-              <w:rPr>
-                <w:bCs/>
-                <w:b/>
-              </w:rPr>
-              <w:t xml:space="preserve">Still to be created</w:t>
-            </w:r>
-            <w:r>
-              <w:t xml:space="preserve"> </w:t>
-            </w:r>
-            <w:r>
-              <w:t xml:space="preserve">(</w:t>
-            </w:r>
-            <w:r>
-              <w:rPr>
-                <w:rStyle w:val="VerbatimChar"/>
-              </w:rPr>
-              <w:t xml:space="preserve">MANUAL_STEPS.md</w:t>
-            </w:r>
-            <w:r>
-              <w:t xml:space="preserve">); until then the list shows the standard toolbar without the four buttons and says so.</w:t>
+              <w:t xml:space="preserve">SALV_STANDARD plus ZSAVE, ZSELALL, ZDESEL, ZEXCEL.</w:t>
+            </w:r>
+            <w:r>
+              <w:t xml:space="preserve"> </w:t>
+            </w:r>
+            <w:r>
+              <w:rPr>
+                <w:bCs/>
+                <w:b/>
+              </w:rPr>
+              <w:t xml:space="preserve">Created 22/10/26</w:t>
+            </w:r>
+            <w:r>
+              <w:t xml:space="preserve">; travels in TR DEVK930479 with the program. Without it the list shows the standard toolbar without the four buttons and says so.</w:t>
             </w:r>
           </w:p>
         </w:tc>
@@ -1288,23 +1264,19 @@
               <w:jc w:val="left"/>
             </w:pPr>
             <w:r>
-              <w:t xml:space="preserve">Report transaction, screen 1000.</w:t>
-            </w:r>
-            <w:r>
-              <w:t xml:space="preserve"> </w:t>
-            </w:r>
-            <w:r>
-              <w:rPr>
-                <w:bCs/>
-                <w:b/>
-              </w:rPr>
-              <w:t xml:space="preserve">Still to be created</w:t>
-            </w:r>
-            <w:r>
-              <w:t xml:space="preserve"> </w:t>
-            </w:r>
-            <w:r>
-              <w:t xml:space="preserve">if not done with the import.</w:t>
+              <w:t xml:space="preserve">Report transaction, screen 1000, program</w:t>
+            </w:r>
+            <w:r>
+              <w:t xml:space="preserve"> </w:t>
+            </w:r>
+            <w:r>
+              <w:rPr>
+                <w:rStyle w:val="VerbatimChar"/>
+              </w:rPr>
+              <w:t xml:space="preserve">ZPP_FORECAST_PAINTS</w:t>
+            </w:r>
+            <w:r>
+              <w:t xml:space="preserve">. Reported created 22/10/26 (TR DEVK930479); check in SE93 before quoting it to users, otherwise run from SE38.</w:t>
             </w:r>
           </w:p>
         </w:tc>
